--- a/templates/Đề nghị hoàn ứng.docx
+++ b/templates/Đề nghị hoàn ứng.docx
@@ -10,8 +10,6 @@
           <w:szCs w:val="28"/>
         </w:rPr>
       </w:pPr>
-      <w:bookmarkStart w:id="0" w:name="_GoBack"/>
-      <w:bookmarkEnd w:id="0"/>
     </w:p>
     <w:p>
       <w:pPr>
@@ -62,6 +60,14 @@
         <w:gridCol w:w="6379"/>
       </w:tblGrid>
       <w:tr>
+        <w:tblPrEx>
+          <w:tblCellMar>
+            <w:top w:w="0" w:type="dxa"/>
+            <w:left w:w="108" w:type="dxa"/>
+            <w:bottom w:w="0" w:type="dxa"/>
+            <w:right w:w="108" w:type="dxa"/>
+          </w:tblCellMar>
+        </w:tblPrEx>
         <w:trPr>
           <w:trHeight w:val="403" w:hRule="atLeast"/>
         </w:trPr>
@@ -1104,6 +1110,16 @@
                 <w:lang w:val="vi-VN"/>
               </w:rPr>
             </w:pPr>
+            <w:r>
+              <w:rPr>
+                <w:rFonts w:hint="default" w:ascii="Times New Roman" w:hAnsi="Times New Roman" w:eastAsia="SimSun" w:cs="Times New Roman"/>
+                <w:b/>
+                <w:bCs/>
+                <w:sz w:val="24"/>
+                <w:szCs w:val="24"/>
+              </w:rPr>
+              <w:t>{ho_ten_nguoi_de_nghi}</w:t>
+            </w:r>
           </w:p>
         </w:tc>
         <w:tc>
@@ -1408,6 +1424,7 @@
             <w:tcBorders>
               <w:top w:val="single" w:color="auto" w:sz="4" w:space="0"/>
             </w:tcBorders>
+            <w:shd w:val="clear" w:color="auto" w:fill="auto"/>
             <w:noWrap w:val="0"/>
             <w:vAlign w:val="top"/>
           </w:tcPr>
@@ -1416,56 +1433,31 @@
               <w:spacing w:line="360" w:lineRule="auto"/>
               <w:jc w:val="center"/>
               <w:rPr>
-                <w:rFonts w:hint="default" w:ascii="Times New Roman" w:hAnsi="Times New Roman" w:cs="Times New Roman"/>
+                <w:rFonts w:hint="default" w:ascii="Times New Roman" w:hAnsi="Times New Roman" w:eastAsia="Times New Roman" w:cs="Times New Roman"/>
                 <w:i/>
-                <w:lang w:val="fr-FR"/>
-              </w:rPr>
-            </w:pPr>
-            <w:r>
-              <w:rPr>
-                <w:rFonts w:hint="default" w:ascii="Times New Roman" w:hAnsi="Times New Roman" w:eastAsia="SimSun" w:cs="Times New Roman"/>
                 <w:sz w:val="24"/>
                 <w:szCs w:val="24"/>
-              </w:rPr>
-              <w:t>{ngay_lap_phieu}</w:t>
-            </w:r>
-          </w:p>
-        </w:tc>
-        <w:tc>
-          <w:tcPr>
-            <w:tcW w:w="2551" w:type="dxa"/>
-            <w:tcBorders>
-              <w:top w:val="single" w:color="auto" w:sz="4" w:space="0"/>
-            </w:tcBorders>
-            <w:noWrap w:val="0"/>
-            <w:vAlign w:val="top"/>
-          </w:tcPr>
-          <w:p>
-            <w:pPr>
-              <w:spacing w:line="360" w:lineRule="auto"/>
-              <w:jc w:val="center"/>
-              <w:rPr>
-                <w:rFonts w:hint="default" w:ascii="Times New Roman" w:hAnsi="Times New Roman" w:cs="Times New Roman"/>
-                <w:i/>
-                <w:lang w:val="fr-FR"/>
-              </w:rPr>
-            </w:pPr>
-            <w:r>
-              <w:rPr>
-                <w:rFonts w:hint="default" w:ascii="Times New Roman" w:hAnsi="Times New Roman" w:eastAsia="SimSun" w:cs="Times New Roman"/>
+                <w:lang w:val="fr-FR" w:eastAsia="en-US" w:bidi="ar-SA"/>
+              </w:rPr>
+            </w:pPr>
+            <w:r>
+              <w:rPr>
+                <w:rFonts w:hint="default" w:cs="Times New Roman"/>
                 <w:sz w:val="24"/>
                 <w:szCs w:val="24"/>
-              </w:rPr>
-              <w:t>{ngay_lap_phieu}</w:t>
-            </w:r>
-          </w:p>
-        </w:tc>
-        <w:tc>
-          <w:tcPr>
-            <w:tcW w:w="2835" w:type="dxa"/>
-            <w:tcBorders>
-              <w:top w:val="single" w:color="auto" w:sz="4" w:space="0"/>
-            </w:tcBorders>
+                <w:lang w:val="en-US"/>
+              </w:rPr>
+              <w:t>.../…/20...</w:t>
+            </w:r>
+          </w:p>
+        </w:tc>
+        <w:tc>
+          <w:tcPr>
+            <w:tcW w:w="2551" w:type="dxa"/>
+            <w:tcBorders>
+              <w:top w:val="single" w:color="auto" w:sz="4" w:space="0"/>
+            </w:tcBorders>
+            <w:shd w:val="clear" w:color="auto" w:fill="auto"/>
             <w:noWrap w:val="0"/>
             <w:vAlign w:val="top"/>
           </w:tcPr>
@@ -1474,46 +1466,98 @@
               <w:spacing w:line="360" w:lineRule="auto"/>
               <w:jc w:val="center"/>
               <w:rPr>
-                <w:rFonts w:hint="default" w:ascii="Times New Roman" w:hAnsi="Times New Roman" w:cs="Times New Roman"/>
-                <w:lang w:val="fr-FR"/>
-              </w:rPr>
-            </w:pPr>
-            <w:r>
-              <w:rPr>
-                <w:rFonts w:hint="default" w:ascii="Times New Roman" w:hAnsi="Times New Roman" w:eastAsia="SimSun" w:cs="Times New Roman"/>
+                <w:rFonts w:hint="default" w:ascii="Times New Roman" w:hAnsi="Times New Roman" w:eastAsia="Times New Roman" w:cs="Times New Roman"/>
+                <w:i/>
                 <w:sz w:val="24"/>
                 <w:szCs w:val="24"/>
-              </w:rPr>
-              <w:t>{ngay_lap_phieu}</w:t>
-            </w:r>
-          </w:p>
-        </w:tc>
-        <w:tc>
-          <w:tcPr>
-            <w:tcW w:w="2693" w:type="dxa"/>
-            <w:tcBorders>
-              <w:top w:val="single" w:color="auto" w:sz="4" w:space="0"/>
-            </w:tcBorders>
-            <w:noWrap w:val="0"/>
-            <w:vAlign w:val="top"/>
-          </w:tcPr>
-          <w:p>
-            <w:pPr>
-              <w:spacing w:line="360" w:lineRule="auto"/>
-              <w:jc w:val="center"/>
-              <w:rPr>
-                <w:rFonts w:hint="default" w:ascii="Times New Roman" w:hAnsi="Times New Roman" w:cs="Times New Roman"/>
-                <w:b/>
-                <w:lang w:val="fr-FR"/>
-              </w:rPr>
-            </w:pPr>
-            <w:r>
-              <w:rPr>
-                <w:rFonts w:hint="default" w:ascii="Times New Roman" w:hAnsi="Times New Roman" w:eastAsia="SimSun" w:cs="Times New Roman"/>
+                <w:lang w:val="fr-FR" w:eastAsia="en-US" w:bidi="ar-SA"/>
+              </w:rPr>
+            </w:pPr>
+            <w:r>
+              <w:rPr>
+                <w:rFonts w:hint="default" w:cs="Times New Roman"/>
                 <w:sz w:val="24"/>
                 <w:szCs w:val="24"/>
-              </w:rPr>
-              <w:t>{ngay_lap_phieu}</w:t>
+                <w:lang w:val="en-US"/>
+              </w:rPr>
+              <w:t>.../.../20...</w:t>
+            </w:r>
+          </w:p>
+        </w:tc>
+        <w:tc>
+          <w:tcPr>
+            <w:tcW w:w="2835" w:type="dxa"/>
+            <w:tcBorders>
+              <w:top w:val="single" w:color="auto" w:sz="4" w:space="0"/>
+            </w:tcBorders>
+            <w:shd w:val="clear" w:color="auto" w:fill="auto"/>
+            <w:noWrap w:val="0"/>
+            <w:vAlign w:val="top"/>
+          </w:tcPr>
+          <w:p>
+            <w:pPr>
+              <w:spacing w:line="360" w:lineRule="auto"/>
+              <w:jc w:val="center"/>
+              <w:rPr>
+                <w:rFonts w:hint="default" w:ascii="Times New Roman" w:hAnsi="Times New Roman" w:eastAsia="Times New Roman" w:cs="Times New Roman"/>
+                <w:i/>
+                <w:sz w:val="24"/>
+                <w:szCs w:val="24"/>
+                <w:lang w:val="fr-FR" w:eastAsia="en-US" w:bidi="ar-SA"/>
+              </w:rPr>
+            </w:pPr>
+            <w:r>
+              <w:rPr>
+                <w:rFonts w:hint="default" w:cs="Times New Roman"/>
+                <w:sz w:val="24"/>
+                <w:szCs w:val="24"/>
+                <w:lang w:val="en-US"/>
+              </w:rPr>
+              <w:t>.../.../20...</w:t>
+            </w:r>
+          </w:p>
+        </w:tc>
+        <w:tc>
+          <w:tcPr>
+            <w:tcW w:w="2693" w:type="dxa"/>
+            <w:tcBorders>
+              <w:top w:val="single" w:color="auto" w:sz="4" w:space="0"/>
+            </w:tcBorders>
+            <w:shd w:val="clear" w:color="auto" w:fill="auto"/>
+            <w:noWrap w:val="0"/>
+            <w:vAlign w:val="top"/>
+          </w:tcPr>
+          <w:p>
+            <w:pPr>
+              <w:spacing w:line="360" w:lineRule="auto"/>
+              <w:jc w:val="center"/>
+              <w:rPr>
+                <w:rFonts w:hint="default" w:ascii="Times New Roman" w:hAnsi="Times New Roman" w:eastAsia="Times New Roman" w:cs="Times New Roman"/>
+                <w:i/>
+                <w:sz w:val="24"/>
+                <w:szCs w:val="24"/>
+                <w:lang w:val="fr-FR" w:eastAsia="en-US" w:bidi="ar-SA"/>
+              </w:rPr>
+            </w:pPr>
+            <w:r>
+              <w:rPr>
+                <w:rFonts w:hint="default" w:cs="Times New Roman"/>
+                <w:sz w:val="24"/>
+                <w:szCs w:val="24"/>
+                <w:lang w:val="en-US"/>
+              </w:rPr>
+              <w:t>.../…/20..</w:t>
+            </w:r>
+            <w:bookmarkStart w:id="0" w:name="_GoBack"/>
+            <w:bookmarkEnd w:id="0"/>
+            <w:r>
+              <w:rPr>
+                <w:rFonts w:hint="default" w:cs="Times New Roman"/>
+                <w:sz w:val="24"/>
+                <w:szCs w:val="24"/>
+                <w:lang w:val="en-US"/>
+              </w:rPr>
+              <w:t>.</w:t>
             </w:r>
           </w:p>
         </w:tc>

--- a/templates/Đề nghị hoàn ứng.docx
+++ b/templates/Đề nghị hoàn ứng.docx
@@ -1309,11 +1309,13 @@
             <w:r>
               <w:rPr>
                 <w:rFonts w:hint="default" w:cs="Times New Roman"/>
+                <w:i/>
+                <w:iCs/>
                 <w:sz w:val="24"/>
                 <w:szCs w:val="24"/>
                 <w:lang w:val="en-US"/>
               </w:rPr>
-              <w:t>.../…/20...</w:t>
+              <w:t>Ngày.../.../20...</w:t>
             </w:r>
           </w:p>
         </w:tc>
@@ -1342,11 +1344,13 @@
             <w:r>
               <w:rPr>
                 <w:rFonts w:hint="default" w:cs="Times New Roman"/>
+                <w:i/>
+                <w:iCs/>
                 <w:sz w:val="24"/>
                 <w:szCs w:val="24"/>
                 <w:lang w:val="en-US"/>
               </w:rPr>
-              <w:t>.../.../20...</w:t>
+              <w:t>Ngày.../.../20...</w:t>
             </w:r>
           </w:p>
         </w:tc>
@@ -1375,11 +1379,13 @@
             <w:r>
               <w:rPr>
                 <w:rFonts w:hint="default" w:cs="Times New Roman"/>
+                <w:i/>
+                <w:iCs/>
                 <w:sz w:val="24"/>
                 <w:szCs w:val="24"/>
                 <w:lang w:val="en-US"/>
               </w:rPr>
-              <w:t>.../.../20...</w:t>
+              <w:t>Ngày.../.../20...</w:t>
             </w:r>
           </w:p>
         </w:tc>
@@ -1408,12 +1414,16 @@
             <w:r>
               <w:rPr>
                 <w:rFonts w:hint="default" w:cs="Times New Roman"/>
+                <w:i/>
+                <w:iCs/>
                 <w:sz w:val="24"/>
                 <w:szCs w:val="24"/>
                 <w:lang w:val="en-US"/>
               </w:rPr>
-              <w:t>.../…/20...</w:t>
-            </w:r>
+              <w:t>Ngày.../.../20...</w:t>
+            </w:r>
+            <w:bookmarkStart w:id="0" w:name="_GoBack"/>
+            <w:bookmarkEnd w:id="0"/>
           </w:p>
         </w:tc>
       </w:tr>
